--- a/01-governance/shareholders-agreement-sha.docx
+++ b/01-governance/shareholders-agreement-sha.docx
@@ -187,7 +187,7 @@
           <w:sz w:val="22"/>
           <w:szCs w:val="22"/>
         </w:rPr>
-        <w:t xml:space="preserve">Fly GACA Saudi Arabia (LLC) (the "Company"), CR No. [CR_NUMBER]</w:t>
+        <w:t xml:space="preserve">BDA Company International (شركة بدع الدولية) (the "Company"), CR No. 7030976893</w:t>
       </w:r>
     </w:p>
     <w:p>
